--- a/notes/signal-extraction-methods/index.docx
+++ b/notes/signal-extraction-methods/index.docx
@@ -323,7 +323,7 @@
         <w:t xml:space="preserve"> </w:t>
       </w:r>
       <w:r>
-        <w:t xml:space="preserve">The methods were tested on five pairs of US price series: five producer price aggregates (final demand services, trade services, transportation and warehousing, a core measure and a core-excluding measure) against two consumer service indices (rent-related services and energy-related services), about 196 monthly observations from late 2009. The claim under test was that the two sides move together with a correlation of 70–80%. Results were checked on first differences and on log differences, since the two scale the data differently.</w:t>
+        <w:t xml:space="preserve">The methods were tested on five pairs of US price series: five producer price aggregates (final demand services, trade services, transportation and warehousing, a core measure and a core-excluding measure) against two consumer service indices (services less rent of shelter, and services less energy services), about 196 monthly observations from late 2009. The claim under test was that the two sides move together with a correlation of 70–80%. Results were checked on first differences and on log differences, since the two scale the data differently.</w:t>
       </w:r>
     </w:p>
     <w:bookmarkEnd w:id="10"/>
@@ -363,13 +363,13 @@
           <w:b/>
           <w:bCs/>
         </w:rPr>
-        <w:t xml:space="preserve">The correlation that exists is mostly seasonal.</w:t>
-      </w:r>
-      <w:r>
-        <w:t xml:space="preserve"> </w:t>
-      </w:r>
-      <w:r>
-        <w:t xml:space="preserve">Decomposing each series shows where the link lives. Correlations between the seasonal components are 0.50–0.62 for the core, core-excluding and final-demand pairs, while correlations between the trend growth rates are below 0.07 for the pure-price pairs. Coherence agrees: between seasonal factors, mean coherence is 0.51–0.70 and reaches 0.81–0.86 at the seasonal band for the pure-price pairs. In plain terms, the two sides of the economy share a calendar, which is not evidence that producer prices pass through to consumers.</w:t>
+        <w:t xml:space="preserve">Much of the correlation that exists is seasonal, and some is trend.</w:t>
+      </w:r>
+      <w:r>
+        <w:t xml:space="preserve"> </w:t>
+      </w:r>
+      <w:r>
+        <w:t xml:space="preserve">Decomposing each series shows where the link lives. Correlations between the seasonal components are 0.52–0.63 for the core, core-excluding and final-demand pairs. Correlations between trend growth rates are 0.18–0.44 for the four pairs against services less rent of shelter, highest for transport and for the core-excluding measure. An earlier version of this analysis put trend correlations below 0.07; it had included nine months of model forecast beyond the data, one of them a large artefact. Coherence agrees: between seasonal factors, mean coherence is 0.51–0.70 and reaches 0.81–0.86 at the seasonal band for the pure-price pairs. In plain terms, the two sides of the economy share a calendar and, for some pairs, a slow trend. Neither is evidence that producer prices pass through to consumers.</w:t>
       </w:r>
     </w:p>
     <w:p>
@@ -387,7 +387,7 @@
         <w:t xml:space="preserve"> </w:t>
       </w:r>
       <w:r>
-        <w:t xml:space="preserve">Averaged over all frequencies, the irregular components are only weakly coherent (mean 0.12–0.35). Yet peak coherence of the irregular components is significant at 0.42–0.82 for every pair, in 86–100% of the 14 estimator settings, and the conservative lower bounds for the raw series are 0.37 to 0.69. The transport-and-warehousing pair is the clearest case: its irregular component has coherence of 0.59 in the business-cycle band and 0.79 at the two-month cycle, which the seasonal model does not capture. The core measure, by contrast, has almost no coherence in the business-cycle band (0.06 for its trend). Its relationship with consumer services is narrow and calendar-bound.</w:t>
+        <w:t xml:space="preserve">Averaged over all frequencies, the irregular components are only weakly coherent (mean 0.12–0.35). Yet peak coherence of the irregular components is significant at 0.42–0.82 for every pair, in 86–100% of the 14 estimator settings, and the conservative lower bounds for the raw series are 0.37 to 0.69. The transport-and-warehousing pair is the clearest case: its irregular component has coherence of 0.57 in the business-cycle band and 0.79 at the two-month cycle, which the seasonal model does not capture. The core measure, by contrast, has almost no coherence in the business-cycle band (0.06 for its trend). Its relationship with consumer services is narrow and calendar-bound.</w:t>
       </w:r>
     </w:p>
     <w:p>
@@ -431,7 +431,7 @@
         <w:pStyle w:val="BodyText"/>
       </w:pPr>
       <w:r>
-        <w:t xml:space="preserve">The figures below use simulated series built to share the structure of the real analysis: monthly data, about 196 observations, a seasonal pattern, a slow common component and independent noise. They show how each method reads a series and are not the project’s estimates.</w:t>
+        <w:t xml:space="preserve">The first three figures are drawn from the public price series and their stored decompositions, on observed months only (November 2009 to March 2026). The long-run growth figure still uses simulated data until the cross-country re-run is done.</w:t>
       </w:r>
     </w:p>
     <w:tbl>
@@ -506,7 +506,7 @@
               <w:pStyle w:val="ImageCaption"/>
             </w:pPr>
             <w:r>
-              <w:t xml:space="preserve">Figure 1: A monthly price index split into trend, seasonal and irregular parts, and its seasonally adjusted version (simulated data).</w:t>
+              <w:t xml:space="preserve">Figure 1: US producer prices for transportation and warehousing services: not seasonally adjusted, seasonally adjusted, and the trend from the airline-model decomposition, November 2009 to March 2026. Source: BLS via FRED; the author’s decomposition.</w:t>
             </w:r>
           </w:p>
           <w:bookmarkEnd w:id="14"/>
@@ -535,7 +535,7 @@
             <w:r>
               <w:drawing>
                 <wp:inline>
-                  <wp:extent cx="5334000" cy="2635138"/>
+                  <wp:extent cx="5334000" cy="5633873"/>
                   <wp:effectExtent b="0" l="0" r="0" t="0"/>
                   <wp:docPr descr="" title="" id="16" name="Picture"/>
                   <a:graphic>
@@ -549,6 +549,85 @@
                         </pic:nvPicPr>
                         <pic:blipFill>
                           <a:blip r:embed="rId15"/>
+                          <a:stretch>
+                            <a:fillRect/>
+                          </a:stretch>
+                        </pic:blipFill>
+                        <pic:spPr bwMode="auto">
+                          <a:xfrm>
+                            <a:off x="0" y="0"/>
+                            <a:ext cx="5334000" cy="5633873"/>
+                          </a:xfrm>
+                          <a:prstGeom prst="rect">
+                            <a:avLst/>
+                          </a:prstGeom>
+                          <a:noFill/>
+                          <a:ln w="9525">
+                            <a:noFill/>
+                            <a:headEnd/>
+                            <a:tailEnd/>
+                          </a:ln>
+                        </pic:spPr>
+                      </pic:pic>
+                    </a:graphicData>
+                  </a:graphic>
+                </wp:inline>
+              </w:drawing>
+            </w:r>
+          </w:p>
+          <w:p>
+            <w:pPr>
+              <w:jc w:val="center"/>
+            </w:pPr>
+            <w:pPr>
+              <w:jc w:val="left"/>
+              <w:spacing w:before="200"/>
+              <w:pStyle w:val="ImageCaption"/>
+            </w:pPr>
+            <w:r>
+              <w:t xml:space="preserve">Figure 2: Coherence of monthly log changes for the five producer-consumer pairs, by cycle length. Dashed: the squared ordinary correlation. Dotted: the 95% threshold for coherence under no relationship. Source: BLS via FRED; the author’s calculations.</w:t>
+            </w:r>
+          </w:p>
+          <w:bookmarkEnd w:id="18"/>
+        </w:tc>
+      </w:tr>
+    </w:tbl>
+    <w:tbl>
+      <w:tblPr>
+        <w:tblStyle w:val="Table"/>
+        <w:tblW w:type="pct" w:w="5000"/>
+        <w:tblLayout w:type="fixed"/>
+        <w:tblLook w:firstRow="0" w:lastRow="0" w:firstColumn="0" w:lastColumn="0" w:noHBand="0" w:noVBand="0" w:val="0000"/>
+      </w:tblPr>
+      <w:tblGrid>
+        <w:gridCol w:w="7920"/>
+      </w:tblGrid>
+      <w:tr>
+        <w:tc>
+          <w:tcPr/>
+          <w:bookmarkStart w:id="22" w:name="fig-components"/>
+          <w:p>
+            <w:pPr>
+              <w:pStyle w:val="Compact"/>
+              <w:jc w:val="center"/>
+            </w:pPr>
+            <w:r>
+              <w:drawing>
+                <wp:inline>
+                  <wp:extent cx="5334000" cy="2635138"/>
+                  <wp:effectExtent b="0" l="0" r="0" t="0"/>
+                  <wp:docPr descr="" title="" id="20" name="Picture"/>
+                  <a:graphic>
+                    <a:graphicData uri="http://schemas.openxmlformats.org/drawingml/2006/picture">
+                      <pic:pic>
+                        <pic:nvPicPr>
+                          <pic:cNvPr descr="index_files/figure-docx/fig-components-output-1.png" id="21" name="Picture"/>
+                          <pic:cNvPicPr>
+                            <a:picLocks noChangeArrowheads="1" noChangeAspect="1"/>
+                          </pic:cNvPicPr>
+                        </pic:nvPicPr>
+                        <pic:blipFill>
+                          <a:blip r:embed="rId19"/>
                           <a:stretch>
                             <a:fillRect/>
                           </a:stretch>
@@ -585,86 +664,7 @@
               <w:pStyle w:val="ImageCaption"/>
             </w:pPr>
             <w:r>
-              <w:t xml:space="preserve">Figure 2: Two simulated price series: the ordinary correlation of their monthly changes is modest, but coherence is high at the seasonal cycle and at one slow cycle (simulated data).</w:t>
-            </w:r>
-          </w:p>
-          <w:bookmarkEnd w:id="18"/>
-        </w:tc>
-      </w:tr>
-    </w:tbl>
-    <w:tbl>
-      <w:tblPr>
-        <w:tblStyle w:val="Table"/>
-        <w:tblW w:type="pct" w:w="5000"/>
-        <w:tblLayout w:type="fixed"/>
-        <w:tblLook w:firstRow="0" w:lastRow="0" w:firstColumn="0" w:lastColumn="0" w:noHBand="0" w:noVBand="0" w:val="0000"/>
-      </w:tblPr>
-      <w:tblGrid>
-        <w:gridCol w:w="7920"/>
-      </w:tblGrid>
-      <w:tr>
-        <w:tc>
-          <w:tcPr/>
-          <w:bookmarkStart w:id="22" w:name="fig-components"/>
-          <w:p>
-            <w:pPr>
-              <w:pStyle w:val="Compact"/>
-              <w:jc w:val="center"/>
-            </w:pPr>
-            <w:r>
-              <w:drawing>
-                <wp:inline>
-                  <wp:extent cx="5334000" cy="2485201"/>
-                  <wp:effectExtent b="0" l="0" r="0" t="0"/>
-                  <wp:docPr descr="" title="" id="20" name="Picture"/>
-                  <a:graphic>
-                    <a:graphicData uri="http://schemas.openxmlformats.org/drawingml/2006/picture">
-                      <pic:pic>
-                        <pic:nvPicPr>
-                          <pic:cNvPr descr="index_files/figure-docx/fig-components-output-1.png" id="21" name="Picture"/>
-                          <pic:cNvPicPr>
-                            <a:picLocks noChangeArrowheads="1" noChangeAspect="1"/>
-                          </pic:cNvPicPr>
-                        </pic:nvPicPr>
-                        <pic:blipFill>
-                          <a:blip r:embed="rId19"/>
-                          <a:stretch>
-                            <a:fillRect/>
-                          </a:stretch>
-                        </pic:blipFill>
-                        <pic:spPr bwMode="auto">
-                          <a:xfrm>
-                            <a:off x="0" y="0"/>
-                            <a:ext cx="5334000" cy="2485201"/>
-                          </a:xfrm>
-                          <a:prstGeom prst="rect">
-                            <a:avLst/>
-                          </a:prstGeom>
-                          <a:noFill/>
-                          <a:ln w="9525">
-                            <a:noFill/>
-                            <a:headEnd/>
-                            <a:tailEnd/>
-                          </a:ln>
-                        </pic:spPr>
-                      </pic:pic>
-                    </a:graphicData>
-                  </a:graphic>
-                </wp:inline>
-              </w:drawing>
-            </w:r>
-          </w:p>
-          <w:p>
-            <w:pPr>
-              <w:jc w:val="center"/>
-            </w:pPr>
-            <w:pPr>
-              <w:jc w:val="left"/>
-              <w:spacing w:before="200"/>
-              <w:pStyle w:val="ImageCaption"/>
-            </w:pPr>
-            <w:r>
-              <w:t xml:space="preserve">Figure 3: Correlation of the same simulated pair, measured on the raw changes and on each decomposed component (simulated data).</w:t>
+              <w:t xml:space="preserve">Figure 3: Correlation of each producer-consumer pair, measured on monthly log changes and on each decomposed component. Source: BLS via FRED; the author’s decomposition and calculations.</w:t>
             </w:r>
           </w:p>
           <w:bookmarkEnd w:id="22"/>
@@ -912,7 +912,7 @@
         <w:pStyle w:val="FirstParagraph"/>
       </w:pPr>
       <w:r>
-        <w:t xml:space="preserve">The application uses public monthly price series for the United States from late 2009, about 196 observations per series, and the decomposition work was applied to US and Mexican price and activity series. All figures on this page come from simulated data built to share the structure of that analysis; the numbers in the text are the project’s own results from the real series. The work was done from 2025 to 2026, as part of a rebuild of an applied research toolkit.</w:t>
+        <w:t xml:space="preserve">The application uses public monthly price series for the United States from late 2009, about 196 observations per series, and the decomposition work was applied to US and Mexican price and activity series. The first three figures are drawn from those public series and the stored decompositions; the long-run growth figure uses simulated data. The numbers in the text are the project’s own results from the real series. The work was done from 2025 to 2026, as part of a rebuild of an applied research toolkit.</w:t>
       </w:r>
     </w:p>
     <w:p>

--- a/notes/signal-extraction-methods/index.docx
+++ b/notes/signal-extraction-methods/index.docx
@@ -854,7 +854,7 @@
         <w:t xml:space="preserve"> </w:t>
       </w:r>
       <w:r>
-        <w:t xml:space="preserve">Coherence peaks depend on segment length and overlap. Reporting the share of settings that remain significant is more honest than quoting the largest value.</w:t>
+        <w:t xml:space="preserve">Coherence peaks depend on segment length and overlap. Reporting the share of settings that remain significant is more informative than quoting the largest value.</w:t>
       </w:r>
     </w:p>
     <w:p>
@@ -880,13 +880,13 @@
       </w:r>
     </w:p>
     <w:bookmarkEnd w:id="28"/>
-    <w:bookmarkStart w:id="29" w:name="limits-and-next-steps"/>
+    <w:bookmarkStart w:id="29" w:name="scope-and-next-steps"/>
     <w:p>
       <w:pPr>
         <w:pStyle w:val="Heading2"/>
       </w:pPr>
       <w:r>
-        <w:t xml:space="preserve">Limits and next steps</w:t>
+        <w:t xml:space="preserve">Scope and next steps</w:t>
       </w:r>
     </w:p>
     <w:p>
@@ -936,7 +936,7 @@
         <w:t xml:space="preserve"> </w:t>
       </w:r>
       <w:r>
-        <w:t xml:space="preserve">are generated from simulated data built to share the structure of the analysis (its variables, horizons and frequencies). They show how the method works and what its output looks like; they are not the project’s results. Results stated in the text are the project’s own. Methods are described at the level of a methods section. Code and data pipelines are not reproduced here.</w:t>
+        <w:t xml:space="preserve">are generated from simulated data built to share the structure of the analysis (its variables, horizons and frequencies). They show how each method works and what its output looks like. Results stated in the text, and figures that give a source, are the project’s own. Methods are described at the level of a methods section. Code and data pipelines are not reproduced here.</w:t>
       </w:r>
     </w:p>
     <w:bookmarkEnd w:id="30"/>

--- a/notes/signal-extraction-methods/index.docx
+++ b/notes/signal-extraction-methods/index.docx
@@ -431,7 +431,7 @@
         <w:pStyle w:val="BodyText"/>
       </w:pPr>
       <w:r>
-        <w:t xml:space="preserve">The first three figures are drawn from the public price series and their stored decompositions, on observed months only (November 2009 to March 2026). The long-run growth figure still uses simulated data until the cross-country re-run is done.</w:t>
+        <w:t xml:space="preserve">The first three figures are drawn from the public price series and their stored decompositions, on observed months only (November 2009 to March 2026). The long-run growth figure uses simulated data and illustrates the method.</w:t>
       </w:r>
     </w:p>
     <w:tbl>
@@ -894,7 +894,15 @@
         <w:pStyle w:val="FirstParagraph"/>
       </w:pPr>
       <w:r>
-        <w:t xml:space="preserve">The application covers five pairs of US price series, and a refutation of one claim for those series is not a general statement about price pass-through. Coherence is not causation: common drivers could produce coupling in the business-cycle band. The size and variance share of the frequency-selective link has not been quantified, and the claim that it has forecasting value has not been tested. The natural next step is a forecasting experiment in which a band-limited component of producer prices is used to predict consumer service inflation out of sample, compared with a naive benchmark. The cross-country long-run growth estimates also need to be re-run and tabulated before they are shown.</w:t>
+        <w:t xml:space="preserve">The methods are built to decompose price series automatically, so that thousands can be screened without inspecting each one, and to read the links between series band by band. The application to five pairs of US price series shows how a frequency-selective view tests a pass-through claim directly.</w:t>
+      </w:r>
+    </w:p>
+    <w:p>
+      <w:pPr>
+        <w:pStyle w:val="BodyText"/>
+      </w:pPr>
+      <w:r>
+        <w:t xml:space="preserve">The natural extensions are three. First, measuring the size and variance share of the frequency-selective link. Second, a forecasting experiment in which a band-limited component of producer prices predicts consumer service inflation out of sample, against a naive benchmark. Third, a tabulated set of cross-country long-run growth estimates on real data.</w:t>
       </w:r>
     </w:p>
     <w:bookmarkEnd w:id="29"/>

--- a/notes/signal-extraction-methods/index.docx
+++ b/notes/signal-extraction-methods/index.docx
@@ -369,7 +369,7 @@
         <w:t xml:space="preserve"> </w:t>
       </w:r>
       <w:r>
-        <w:t xml:space="preserve">Decomposing each series shows where the link lives. Correlations between the seasonal components are 0.52–0.63 for the core, core-excluding and final-demand pairs. Correlations between trend growth rates are 0.18–0.44 for the four pairs against services less rent of shelter, highest for transport and for the core-excluding measure. An earlier version of this analysis put trend correlations below 0.07; it had included nine months of model forecast beyond the data, one of them a large artefact. Coherence agrees: between seasonal factors, mean coherence is 0.51–0.70 and reaches 0.81–0.86 at the seasonal band for the pure-price pairs. In plain terms, the two sides of the economy share a calendar and, for some pairs, a slow trend. Neither is evidence that producer prices pass through to consumers.</w:t>
+        <w:t xml:space="preserve">Decomposing each series shows where the link lives. Correlations between the seasonal components are 0.52–0.63 for the core, core-excluding and final-demand pairs. Correlations between trend growth rates are 0.18–0.44 for the four pairs against services less rent of shelter, highest for transport and for the core-excluding measure. The trends are estimated on observed data only, with no model forecast appended beyond the sample. Coherence agrees: between seasonal factors, mean coherence is 0.51–0.70 and reaches 0.81–0.86 at the seasonal band for the pure-price pairs. In plain terms, the two sides of the economy share a calendar and, for some pairs, a slow trend. Neither is evidence that producer prices pass through to consumers.</w:t>
       </w:r>
     </w:p>
     <w:p>

--- a/notes/signal-extraction-methods/index.docx
+++ b/notes/signal-extraction-methods/index.docx
@@ -130,7 +130,7 @@
               <w:t xml:space="preserve"> </w:t>
             </w:r>
             <w:r>
-              <w:t xml:space="preserve">In a worked application to producer and consumer service prices, a claimed 70–80% correlation is not supported: correlations are 0.06–0.48. What link exists sits mostly at the seasonal frequency and in the very slow trend.</w:t>
+              <w:t xml:space="preserve">In a worked application to producer and consumer service prices, a claimed 70–80% correlation is not supported: correlations are 0.06–0.48. What link exists sits mostly at the seasonal frequency and in the very slow trend. Applied to 31 European economies over 1996–2026, the robust growth estimate sits above the ordinary mean in 27, because crisis falls outweigh the rebounds that followed.</w:t>
             </w:r>
           </w:p>
           <w:p>
@@ -327,7 +327,7 @@
       </w:r>
     </w:p>
     <w:bookmarkEnd w:id="10"/>
-    <w:bookmarkStart w:id="27" w:name="what-the-work-shows"/>
+    <w:bookmarkStart w:id="31" w:name="what-the-work-shows"/>
     <w:p>
       <w:pPr>
         <w:pStyle w:val="Heading2"/>
@@ -431,7 +431,25 @@
         <w:pStyle w:val="BodyText"/>
       </w:pPr>
       <w:r>
-        <w:t xml:space="preserve">The first three figures are drawn from the public price series and their stored decompositions, on observed months only (November 2009 to March 2026). The long-run growth figure uses simulated data and illustrates the method.</w:t>
+        <w:rPr>
+          <w:b/>
+          <w:bCs/>
+        </w:rPr>
+        <w:t xml:space="preserve">Long-run growth across European economies.</w:t>
+      </w:r>
+      <w:r>
+        <w:t xml:space="preserve"> </w:t>
+      </w:r>
+      <w:r>
+        <w:t xml:space="preserve">The growth method was run on quarterly real GDP for 31 European economies, every country with an unbroken quarterly series from 1996 to mid-2026, with the EU27 aggregate as a reference. All economies share one window, 1996-Q2 to 2026-Q2 (121 quarters), and the summary statistics were fixed before any estimate was computed. The robust estimate is above the ordinary mean in 27 of the 31, because the outlying quarters are dominated by the falls of 2008–09 and 2020, which drag the mean down by more than the rebounds that followed lift it. The gap exceeds one standard error of the mean in four economies (Bulgaria, Estonia, Greece and Romania) and lies outside the 95% band in none, and the two estimators rank the economies almost identically (rank correlation 0.93). Ireland runs the other way (robust 4.1% against a mean of 5.4%), because its largest outliers are rises driven by multinational accounting. The slow component of growth shows at least one structural break in 16 of the 31. In 12 of those 16 the most recent regime grows more slowly than the 30-year average, in ten of them after a break between late 2006 and 2008. The exceptions are Greece, Italy, Portugal and Slovenia, whose latest regime begins with the post-2013 or post-2020 recovery. Counting every economy, latest-regime growth is below the window mean in 25 of 31. On each economy’s full available span, the robust estimate stays above the mean in 26 of 31, the same four economies exceed one standard error, and the rank correlation with the common-window ranking is 0.98.</w:t>
+      </w:r>
+    </w:p>
+    <w:p>
+      <w:pPr>
+        <w:pStyle w:val="BodyText"/>
+      </w:pPr>
+      <w:r>
+        <w:t xml:space="preserve">The first three figures are drawn from the public price series and their stored decompositions, on observed months only (November 2009 to March 2026). The two long-run growth figures are drawn from Eurostat quarterly national accounts.</w:t>
       </w:r>
     </w:p>
     <w:tbl>
@@ -693,7 +711,7 @@
             <w:r>
               <w:drawing>
                 <wp:inline>
-                  <wp:extent cx="5334000" cy="2635138"/>
+                  <wp:extent cx="5334000" cy="5783810"/>
                   <wp:effectExtent b="0" l="0" r="0" t="0"/>
                   <wp:docPr descr="" title="" id="24" name="Picture"/>
                   <a:graphic>
@@ -707,6 +725,85 @@
                         </pic:nvPicPr>
                         <pic:blipFill>
                           <a:blip r:embed="rId23"/>
+                          <a:stretch>
+                            <a:fillRect/>
+                          </a:stretch>
+                        </pic:blipFill>
+                        <pic:spPr bwMode="auto">
+                          <a:xfrm>
+                            <a:off x="0" y="0"/>
+                            <a:ext cx="5334000" cy="5783810"/>
+                          </a:xfrm>
+                          <a:prstGeom prst="rect">
+                            <a:avLst/>
+                          </a:prstGeom>
+                          <a:noFill/>
+                          <a:ln w="9525">
+                            <a:noFill/>
+                            <a:headEnd/>
+                            <a:tailEnd/>
+                          </a:ln>
+                        </pic:spPr>
+                      </pic:pic>
+                    </a:graphicData>
+                  </a:graphic>
+                </wp:inline>
+              </w:drawing>
+            </w:r>
+          </w:p>
+          <w:p>
+            <w:pPr>
+              <w:jc w:val="center"/>
+            </w:pPr>
+            <w:pPr>
+              <w:jc w:val="left"/>
+              <w:spacing w:before="200"/>
+              <w:pStyle w:val="ImageCaption"/>
+            </w:pPr>
+            <w:r>
+              <w:t xml:space="preserve">Figure 4: Long-run real GDP growth, 1996-Q2 to 2026-Q2, annualised: the robust estimate (dot) against the ordinary mean with its 95% band (bar), ordered by the robust estimate. Ireland is affected by multinational accounting. Source: Eurostat quarterly national accounts; the author’s calculations.</w:t>
+            </w:r>
+          </w:p>
+          <w:bookmarkEnd w:id="26"/>
+        </w:tc>
+      </w:tr>
+    </w:tbl>
+    <w:tbl>
+      <w:tblPr>
+        <w:tblStyle w:val="Table"/>
+        <w:tblW w:type="pct" w:w="5000"/>
+        <w:tblLayout w:type="fixed"/>
+        <w:tblLook w:firstRow="0" w:lastRow="0" w:firstColumn="0" w:lastColumn="0" w:noHBand="0" w:noVBand="0" w:val="0000"/>
+      </w:tblPr>
+      <w:tblGrid>
+        <w:gridCol w:w="7920"/>
+      </w:tblGrid>
+      <w:tr>
+        <w:tc>
+          <w:tcPr/>
+          <w:bookmarkStart w:id="30" w:name="fig-steady-de"/>
+          <w:p>
+            <w:pPr>
+              <w:pStyle w:val="Compact"/>
+              <w:jc w:val="center"/>
+            </w:pPr>
+            <w:r>
+              <w:drawing>
+                <wp:inline>
+                  <wp:extent cx="5334000" cy="2635138"/>
+                  <wp:effectExtent b="0" l="0" r="0" t="0"/>
+                  <wp:docPr descr="" title="" id="28" name="Picture"/>
+                  <a:graphic>
+                    <a:graphicData uri="http://schemas.openxmlformats.org/drawingml/2006/picture">
+                      <pic:pic>
+                        <pic:nvPicPr>
+                          <pic:cNvPr descr="index_files/figure-docx/fig-steady-de-output-1.png" id="29" name="Picture"/>
+                          <pic:cNvPicPr>
+                            <a:picLocks noChangeArrowheads="1" noChangeAspect="1"/>
+                          </pic:cNvPicPr>
+                        </pic:nvPicPr>
+                        <pic:blipFill>
+                          <a:blip r:embed="rId27"/>
                           <a:stretch>
                             <a:fillRect/>
                           </a:stretch>
@@ -743,15 +840,15 @@
               <w:pStyle w:val="ImageCaption"/>
             </w:pPr>
             <w:r>
-              <w:t xml:space="preserve">Figure 4: Long-run growth of a simulated quarterly series with crisis outliers: the robust estimate against the ordinary mean, with a 95% band that tightens as data arrive (simulated data).</w:t>
+              <w:t xml:space="preserve">Figure 5: Germany: the long-run growth estimate as each quarter of data arrives, with its 95% band, 1997-Q2 to 2026-Q2 (estimates on fewer than five quarters of data are omitted). Source: Eurostat quarterly national accounts; the author’s calculations.</w:t>
             </w:r>
           </w:p>
-          <w:bookmarkEnd w:id="26"/>
+          <w:bookmarkEnd w:id="30"/>
         </w:tc>
       </w:tr>
     </w:tbl>
-    <w:bookmarkEnd w:id="27"/>
-    <w:bookmarkStart w:id="28" w:name="insights"/>
+    <w:bookmarkEnd w:id="31"/>
+    <w:bookmarkStart w:id="32" w:name="insights"/>
     <w:p>
       <w:pPr>
         <w:pStyle w:val="Heading2"/>
@@ -876,11 +973,11 @@
         <w:t xml:space="preserve"> </w:t>
       </w:r>
       <w:r>
-        <w:t xml:space="preserve">One or two crisis quarters can shift an average growth rate by more than its sampling error, and a robust estimate with a recursive band shows how much a number can be trusted.</w:t>
-      </w:r>
-    </w:p>
-    <w:bookmarkEnd w:id="28"/>
-    <w:bookmarkStart w:id="29" w:name="scope-and-next-steps"/>
+        <w:t xml:space="preserve">Across 31 European economies, crisis quarters pull the average growth rate below the typical quarter in 27, by more than one standard error in four. A robust estimate with a recursive band shows how much a long-run number can be trusted, and a break search shows whether the long run has itself moved.</w:t>
+      </w:r>
+    </w:p>
+    <w:bookmarkEnd w:id="32"/>
+    <w:bookmarkStart w:id="33" w:name="scope-and-next-steps"/>
     <w:p>
       <w:pPr>
         <w:pStyle w:val="Heading2"/>
@@ -902,11 +999,11 @@
         <w:pStyle w:val="BodyText"/>
       </w:pPr>
       <w:r>
-        <w:t xml:space="preserve">The natural extensions are three. First, measuring the size and variance share of the frequency-selective link. Second, a forecasting experiment in which a band-limited component of producer prices predicts consumer service inflation out of sample, against a naive benchmark. Third, a tabulated set of cross-country long-run growth estimates on real data.</w:t>
-      </w:r>
-    </w:p>
-    <w:bookmarkEnd w:id="29"/>
-    <w:bookmarkStart w:id="30" w:name="about-the-evidence"/>
+        <w:t xml:space="preserve">The natural extensions are three. First, measuring the size and variance share of the frequency-selective link. Second, a forecasting experiment in which a band-limited component of producer prices predicts consumer service inflation out of sample, against a naive benchmark. Third, extending the cross-country growth estimates to output per head and to bands that allow for autocorrelation in quarterly growth. These estimates describe total real GDP on current data with conventional standard errors, not potential output.</w:t>
+      </w:r>
+    </w:p>
+    <w:bookmarkEnd w:id="33"/>
+    <w:bookmarkStart w:id="34" w:name="about-the-evidence"/>
     <w:p>
       <w:pPr>
         <w:pStyle w:val="Heading2"/>
@@ -920,7 +1017,7 @@
         <w:pStyle w:val="FirstParagraph"/>
       </w:pPr>
       <w:r>
-        <w:t xml:space="preserve">The application uses public monthly price series for the United States from late 2009, about 196 observations per series, and the decomposition work was applied to US and Mexican price and activity series. The first three figures are drawn from those public series and the stored decompositions; the long-run growth figure uses simulated data. The numbers in the text are the project’s own results from the real series. The work was done from 2025 to 2026, as part of a rebuild of an applied research toolkit.</w:t>
+        <w:t xml:space="preserve">The application uses public monthly price series for the United States from late 2009, about 196 observations per series, and the decomposition work was applied to US and Mexican price and activity series. The first three figures are drawn from those public series and the stored decompositions. The long-run growth figures use Eurostat quarterly national accounts: GDP in chain-linked volumes, seasonally and calendar adjusted, for 31 European economies and the EU27, in the release of 9 October 2026. The numbers in the text are the project’s own results from the real series. The work was done from 2025 to 2026, as part of a rebuild of an applied research toolkit.</w:t>
       </w:r>
     </w:p>
     <w:p>
@@ -947,7 +1044,7 @@
         <w:t xml:space="preserve">are generated from simulated data built to share the structure of the analysis (its variables, horizons and frequencies). They show how each method works and what its output looks like. Results stated in the text, and figures that give a source, are the project’s own. Methods are described at the level of a methods section. Code and data pipelines are not reproduced here.</w:t>
       </w:r>
     </w:p>
-    <w:bookmarkEnd w:id="30"/>
+    <w:bookmarkEnd w:id="34"/>
     <w:sectPr>
       <w:footnotePr>
         <w:numRestart w:val="eachSect"/>
